--- a/MoTaBaiToan.docx
+++ b/MoTaBaiToan.docx
@@ -176,7 +176,11 @@
         <w:t>: Vào cuối mỗi tuần hoặc mỗi tháng, quản lý cửa hàng sẽ tiến hành rà soát lại toàn bộ các sổ sách dữ liệu. Dựa trên thông tin từ sổ nhập hàng, sổ bán hàng và sổ bảo hành, quản lý sẽ thực hiện đối soát để tính toán tổng doanh thu, lợi nhuận và kiểm tra lượng hàng tồn kho thực tế. Nếu phát hiện có sự sai lệch giữa số lượng máy thực tế trong kho và dữ liệu ghi chép, quản lý sẽ tiến hành kiểm tra lại lịch sử giao dịch để tìm ra nguyên nhân và xử lý. Ngược lại, nếu số liệu trùng khớp, quản lý sẽ lập báo cáo tổng kết tình hình kinh doanh để đưa ra các kế hoạch nhập hàng hoặc chương trình khuyến mãi cho thời gian tới.</w:t>
       </w:r>
     </w:p>
-    <w:p/>
+    <w:p>
+      <w:r>
+        <w:tab/>
+      </w:r>
+    </w:p>
     <w:sectPr>
       <w:pgSz w:w="11906" w:h="16838"/>
       <w:pgMar w:top="1440" w:right="1440" w:bottom="1440" w:left="1440" w:header="720" w:footer="720" w:gutter="0"/>
